--- a/Manuscript POC_PE_for_Life_Author_Submission_Template.docx
+++ b/Manuscript POC_PE_for_Life_Author_Submission_Template.docx
@@ -354,6 +354,12 @@
           <w:p>
             <w:r>
               <w:t>Grade-Span Indicator</w:t>
+            </w:r>
+            <w:r>
+              <w:t xml:space="preserve"> (not in elementary</w:t>
+            </w:r>
+            <w:r>
+              <w:t>)</w:t>
             </w:r>
           </w:p>
         </w:tc>
@@ -938,13 +944,7 @@
         <w:rPr>
           <w:b/>
         </w:rPr>
-        <w:t>☐</w:t>
-      </w:r>
-      <w:r>
-        <w:rPr>
-          <w:b/>
-        </w:rPr>
-        <w:t xml:space="preserve"> </w:t>
+        <w:t xml:space="preserve">☐ </w:t>
       </w:r>
       <w:r>
         <w:t>All required sections are complete.</w:t>
@@ -955,13 +955,7 @@
         <w:rPr>
           <w:b/>
         </w:rPr>
-        <w:t>☐</w:t>
-      </w:r>
-      <w:r>
-        <w:rPr>
-          <w:b/>
-        </w:rPr>
-        <w:t xml:space="preserve"> </w:t>
+        <w:t xml:space="preserve">☐ </w:t>
       </w:r>
       <w:r>
         <w:t>Lesson outcomes align with standards.</w:t>
@@ -973,13 +967,7 @@
           <w:b/>
         </w:rPr>
         <w:lastRenderedPageBreak/>
-        <w:t>☐</w:t>
-      </w:r>
-      <w:r>
-        <w:rPr>
-          <w:b/>
-        </w:rPr>
-        <w:t xml:space="preserve"> </w:t>
+        <w:t xml:space="preserve">☐ </w:t>
       </w:r>
       <w:r>
         <w:t>Assessments are clearly identified.</w:t>
@@ -990,13 +978,7 @@
         <w:rPr>
           <w:b/>
         </w:rPr>
-        <w:t>☐</w:t>
-      </w:r>
-      <w:r>
-        <w:rPr>
-          <w:b/>
-        </w:rPr>
-        <w:t xml:space="preserve"> </w:t>
+        <w:t xml:space="preserve">☐ </w:t>
       </w:r>
       <w:r>
         <w:t>Language is teacher-facing and professional.</w:t>
@@ -1007,13 +989,7 @@
         <w:rPr>
           <w:b/>
         </w:rPr>
-        <w:t>☐</w:t>
-      </w:r>
-      <w:r>
-        <w:rPr>
-          <w:b/>
-        </w:rPr>
-        <w:t xml:space="preserve"> </w:t>
+        <w:t xml:space="preserve">☐ </w:t>
       </w:r>
       <w:r>
         <w:t>All PDFs and diagrams are correctly labeled.</w:t>
